--- a/devlogs/Backup of devlogs.docx
+++ b/devlogs/Backup of devlogs.docx
@@ -28,7 +28,7 @@
                     <pic:cNvPicPr/>
                   </pic:nvPicPr>
                   <pic:blipFill>
-                    <a:blip r:embed="rId4"/>
+                    <a:blip r:embed="rId5"/>
                     <a:stretch>
                       <a:fillRect/>
                     </a:stretch>
@@ -49,6 +49,511 @@
         </w:drawing>
       </w:r>
     </w:p>
+    <w:p>
+      <w:pPr>
+        <w:spacing w:before="100" w:beforeAutospacing="1" w:after="100" w:afterAutospacing="1" w:line="240" w:lineRule="auto"/>
+        <w:rPr>
+          <w:rFonts w:ascii="Times New Roman" w:eastAsia="Times New Roman" w:hAnsi="Times New Roman" w:cs="Times New Roman"/>
+          <w:kern w:val="0"/>
+          <w14:ligatures w14:val="none"/>
+        </w:rPr>
+      </w:pPr>
+      <w:r>
+        <w:rPr>
+          <w:rFonts w:ascii="Times New Roman" w:eastAsia="Times New Roman" w:hAnsi="Times New Roman" w:cs="Times New Roman"/>
+          <w:kern w:val="0"/>
+          <w14:ligatures w14:val="none"/>
+        </w:rPr>
+        <w:t>Here is an Entity-Relationship (ER) diagram for a coffee shop ordering system.</w:t>
+      </w:r>
+    </w:p>
+    <w:p>
+      <w:pPr>
+        <w:spacing w:before="100" w:beforeAutospacing="1" w:after="100" w:afterAutospacing="1" w:line="240" w:lineRule="auto"/>
+        <w:outlineLvl w:val="2"/>
+        <w:rPr>
+          <w:rFonts w:ascii="Times New Roman" w:eastAsia="Times New Roman" w:hAnsi="Times New Roman" w:cs="Times New Roman"/>
+          <w:b/>
+          <w:bCs/>
+          <w:kern w:val="0"/>
+          <w:sz w:val="27"/>
+          <w:szCs w:val="27"/>
+          <w14:ligatures w14:val="none"/>
+        </w:rPr>
+      </w:pPr>
+      <w:r>
+        <w:rPr>
+          <w:rFonts w:ascii="Times New Roman" w:eastAsia="Times New Roman" w:hAnsi="Times New Roman" w:cs="Times New Roman"/>
+          <w:b/>
+          <w:bCs/>
+          <w:kern w:val="0"/>
+          <w:sz w:val="27"/>
+          <w:szCs w:val="27"/>
+          <w14:ligatures w14:val="none"/>
+        </w:rPr>
+        <w:t>Diagram Elements</w:t>
+      </w:r>
+    </w:p>
+    <w:p>
+      <w:pPr>
+        <w:numPr>
+          <w:ilvl w:val="0"/>
+          <w:numId w:val="1"/>
+        </w:numPr>
+        <w:spacing w:before="100" w:beforeAutospacing="1" w:after="100" w:afterAutospacing="1" w:line="240" w:lineRule="auto"/>
+        <w:rPr>
+          <w:rFonts w:ascii="Times New Roman" w:eastAsia="Times New Roman" w:hAnsi="Times New Roman" w:cs="Times New Roman"/>
+          <w:kern w:val="0"/>
+          <w14:ligatures w14:val="none"/>
+        </w:rPr>
+      </w:pPr>
+      <w:r>
+        <w:rPr>
+          <w:rFonts w:ascii="Times New Roman" w:eastAsia="Times New Roman" w:hAnsi="Times New Roman" w:cs="Times New Roman"/>
+          <w:b/>
+          <w:bCs/>
+          <w:kern w:val="0"/>
+          <w14:ligatures w14:val="none"/>
+        </w:rPr>
+        <w:t>Customer:</w:t>
+      </w:r>
+      <w:r>
+        <w:rPr>
+          <w:rFonts w:ascii="Times New Roman" w:eastAsia="Times New Roman" w:hAnsi="Times New Roman" w:cs="Times New Roman"/>
+          <w:kern w:val="0"/>
+          <w14:ligatures w14:val="none"/>
+        </w:rPr>
+        <w:t xml:space="preserve"> Tracks customer information and manages loyalty points.</w:t>
+      </w:r>
+    </w:p>
+    <w:p>
+      <w:pPr>
+        <w:numPr>
+          <w:ilvl w:val="0"/>
+          <w:numId w:val="1"/>
+        </w:numPr>
+        <w:spacing w:before="100" w:beforeAutospacing="1" w:after="100" w:afterAutospacing="1" w:line="240" w:lineRule="auto"/>
+        <w:rPr>
+          <w:rFonts w:ascii="Times New Roman" w:eastAsia="Times New Roman" w:hAnsi="Times New Roman" w:cs="Times New Roman"/>
+          <w:kern w:val="0"/>
+          <w14:ligatures w14:val="none"/>
+        </w:rPr>
+      </w:pPr>
+      <w:r>
+        <w:rPr>
+          <w:rFonts w:ascii="Times New Roman" w:eastAsia="Times New Roman" w:hAnsi="Times New Roman" w:cs="Times New Roman"/>
+          <w:b/>
+          <w:bCs/>
+          <w:kern w:val="0"/>
+          <w14:ligatures w14:val="none"/>
+        </w:rPr>
+        <w:t>Order:</w:t>
+      </w:r>
+      <w:r>
+        <w:rPr>
+          <w:rFonts w:ascii="Times New Roman" w:eastAsia="Times New Roman" w:hAnsi="Times New Roman" w:cs="Times New Roman"/>
+          <w:kern w:val="0"/>
+          <w14:ligatures w14:val="none"/>
+        </w:rPr>
+        <w:t xml:space="preserve"> Represents a single transaction, linked to a customer and a specific employee.</w:t>
+      </w:r>
+    </w:p>
+    <w:p>
+      <w:pPr>
+        <w:numPr>
+          <w:ilvl w:val="0"/>
+          <w:numId w:val="1"/>
+        </w:numPr>
+        <w:spacing w:before="100" w:beforeAutospacing="1" w:after="100" w:afterAutospacing="1" w:line="240" w:lineRule="auto"/>
+        <w:rPr>
+          <w:rFonts w:ascii="Times New Roman" w:eastAsia="Times New Roman" w:hAnsi="Times New Roman" w:cs="Times New Roman"/>
+          <w:kern w:val="0"/>
+          <w14:ligatures w14:val="none"/>
+        </w:rPr>
+      </w:pPr>
+      <w:r>
+        <w:rPr>
+          <w:rFonts w:ascii="Times New Roman" w:eastAsia="Times New Roman" w:hAnsi="Times New Roman" w:cs="Times New Roman"/>
+          <w:b/>
+          <w:bCs/>
+          <w:kern w:val="0"/>
+          <w14:ligatures w14:val="none"/>
+        </w:rPr>
+        <w:t>Order_Item:</w:t>
+      </w:r>
+      <w:r>
+        <w:rPr>
+          <w:rFonts w:ascii="Times New Roman" w:eastAsia="Times New Roman" w:hAnsi="Times New Roman" w:cs="Times New Roman"/>
+          <w:kern w:val="0"/>
+          <w14:ligatures w14:val="none"/>
+        </w:rPr>
+        <w:t xml:space="preserve"> A weak entity that serves as a bridge, allowing a single order to contain multiple different products with specific quantities and customization notes.</w:t>
+      </w:r>
+    </w:p>
+    <w:p>
+      <w:pPr>
+        <w:numPr>
+          <w:ilvl w:val="0"/>
+          <w:numId w:val="1"/>
+        </w:numPr>
+        <w:spacing w:before="100" w:beforeAutospacing="1" w:after="100" w:afterAutospacing="1" w:line="240" w:lineRule="auto"/>
+        <w:rPr>
+          <w:rFonts w:ascii="Times New Roman" w:eastAsia="Times New Roman" w:hAnsi="Times New Roman" w:cs="Times New Roman"/>
+          <w:kern w:val="0"/>
+          <w14:ligatures w14:val="none"/>
+        </w:rPr>
+      </w:pPr>
+      <w:r>
+        <w:rPr>
+          <w:rFonts w:ascii="Times New Roman" w:eastAsia="Times New Roman" w:hAnsi="Times New Roman" w:cs="Times New Roman"/>
+          <w:b/>
+          <w:bCs/>
+          <w:kern w:val="0"/>
+          <w14:ligatures w14:val="none"/>
+        </w:rPr>
+        <w:t>Employee:</w:t>
+      </w:r>
+      <w:r>
+        <w:rPr>
+          <w:rFonts w:ascii="Times New Roman" w:eastAsia="Times New Roman" w:hAnsi="Times New Roman" w:cs="Times New Roman"/>
+          <w:kern w:val="0"/>
+          <w14:ligatures w14:val="none"/>
+        </w:rPr>
+        <w:t xml:space="preserve"> Contains staff data, defining roles (e.g., Barista, Cashier).</w:t>
+      </w:r>
+    </w:p>
+    <w:p>
+      <w:pPr>
+        <w:numPr>
+          <w:ilvl w:val="0"/>
+          <w:numId w:val="1"/>
+        </w:numPr>
+        <w:spacing w:before="100" w:beforeAutospacing="1" w:after="100" w:afterAutospacing="1" w:line="240" w:lineRule="auto"/>
+        <w:rPr>
+          <w:rFonts w:ascii="Times New Roman" w:eastAsia="Times New Roman" w:hAnsi="Times New Roman" w:cs="Times New Roman"/>
+          <w:kern w:val="0"/>
+          <w14:ligatures w14:val="none"/>
+        </w:rPr>
+      </w:pPr>
+      <w:r>
+        <w:rPr>
+          <w:rFonts w:ascii="Times New Roman" w:eastAsia="Times New Roman" w:hAnsi="Times New Roman" w:cs="Times New Roman"/>
+          <w:b/>
+          <w:bCs/>
+          <w:kern w:val="0"/>
+          <w14:ligatures w14:val="none"/>
+        </w:rPr>
+        <w:t>Product:</w:t>
+      </w:r>
+      <w:r>
+        <w:rPr>
+          <w:rFonts w:ascii="Times New Roman" w:eastAsia="Times New Roman" w:hAnsi="Times New Roman" w:cs="Times New Roman"/>
+          <w:kern w:val="0"/>
+          <w14:ligatures w14:val="none"/>
+        </w:rPr>
+        <w:t xml:space="preserve"> The menu items available, categorized by type (e.g., Beverage, Food).</w:t>
+      </w:r>
+    </w:p>
+    <w:p>
+      <w:pPr>
+        <w:spacing w:before="100" w:beforeAutospacing="1" w:after="100" w:afterAutospacing="1" w:line="240" w:lineRule="auto"/>
+        <w:outlineLvl w:val="2"/>
+        <w:rPr>
+          <w:rFonts w:ascii="Times New Roman" w:eastAsia="Times New Roman" w:hAnsi="Times New Roman" w:cs="Times New Roman"/>
+          <w:b/>
+          <w:bCs/>
+          <w:kern w:val="0"/>
+          <w:sz w:val="27"/>
+          <w:szCs w:val="27"/>
+          <w14:ligatures w14:val="none"/>
+        </w:rPr>
+      </w:pPr>
+      <w:r>
+        <w:rPr>
+          <w:rFonts w:ascii="Times New Roman" w:eastAsia="Times New Roman" w:hAnsi="Times New Roman" w:cs="Times New Roman"/>
+          <w:b/>
+          <w:bCs/>
+          <w:kern w:val="0"/>
+          <w:sz w:val="27"/>
+          <w:szCs w:val="27"/>
+          <w14:ligatures w14:val="none"/>
+        </w:rPr>
+        <w:t>Key Relationships</w:t>
+      </w:r>
+    </w:p>
+    <w:p>
+      <w:pPr>
+        <w:numPr>
+          <w:ilvl w:val="0"/>
+          <w:numId w:val="2"/>
+        </w:numPr>
+        <w:spacing w:before="100" w:beforeAutospacing="1" w:after="100" w:afterAutospacing="1" w:line="240" w:lineRule="auto"/>
+        <w:rPr>
+          <w:rFonts w:ascii="Times New Roman" w:eastAsia="Times New Roman" w:hAnsi="Times New Roman" w:cs="Times New Roman"/>
+          <w:kern w:val="0"/>
+          <w14:ligatures w14:val="none"/>
+        </w:rPr>
+      </w:pPr>
+      <w:r>
+        <w:rPr>
+          <w:rFonts w:ascii="Times New Roman" w:eastAsia="Times New Roman" w:hAnsi="Times New Roman" w:cs="Times New Roman"/>
+          <w:b/>
+          <w:bCs/>
+          <w:kern w:val="0"/>
+          <w14:ligatures w14:val="none"/>
+        </w:rPr>
+        <w:t>Places:</w:t>
+      </w:r>
+      <w:r>
+        <w:rPr>
+          <w:rFonts w:ascii="Times New Roman" w:eastAsia="Times New Roman" w:hAnsi="Times New Roman" w:cs="Times New Roman"/>
+          <w:kern w:val="0"/>
+          <w14:ligatures w14:val="none"/>
+        </w:rPr>
+        <w:t xml:space="preserve"> Connects a </w:t>
+      </w:r>
+      <w:r>
+        <w:rPr>
+          <w:rFonts w:ascii="Times New Roman" w:eastAsia="Times New Roman" w:hAnsi="Times New Roman" w:cs="Times New Roman"/>
+          <w:b/>
+          <w:bCs/>
+          <w:kern w:val="0"/>
+          <w14:ligatures w14:val="none"/>
+        </w:rPr>
+        <w:t>Customer</w:t>
+      </w:r>
+      <w:r>
+        <w:rPr>
+          <w:rFonts w:ascii="Times New Roman" w:eastAsia="Times New Roman" w:hAnsi="Times New Roman" w:cs="Times New Roman"/>
+          <w:kern w:val="0"/>
+          <w14:ligatures w14:val="none"/>
+        </w:rPr>
+        <w:t xml:space="preserve"> to their </w:t>
+      </w:r>
+      <w:r>
+        <w:rPr>
+          <w:rFonts w:ascii="Times New Roman" w:eastAsia="Times New Roman" w:hAnsi="Times New Roman" w:cs="Times New Roman"/>
+          <w:b/>
+          <w:bCs/>
+          <w:kern w:val="0"/>
+          <w14:ligatures w14:val="none"/>
+        </w:rPr>
+        <w:t>Orders</w:t>
+      </w:r>
+      <w:r>
+        <w:rPr>
+          <w:rFonts w:ascii="Times New Roman" w:eastAsia="Times New Roman" w:hAnsi="Times New Roman" w:cs="Times New Roman"/>
+          <w:kern w:val="0"/>
+          <w14:ligatures w14:val="none"/>
+        </w:rPr>
+        <w:t xml:space="preserve"> (one-to-many).</w:t>
+      </w:r>
+    </w:p>
+    <w:p>
+      <w:pPr>
+        <w:numPr>
+          <w:ilvl w:val="0"/>
+          <w:numId w:val="2"/>
+        </w:numPr>
+        <w:spacing w:before="100" w:beforeAutospacing="1" w:after="100" w:afterAutospacing="1" w:line="240" w:lineRule="auto"/>
+        <w:rPr>
+          <w:rFonts w:ascii="Times New Roman" w:eastAsia="Times New Roman" w:hAnsi="Times New Roman" w:cs="Times New Roman"/>
+          <w:kern w:val="0"/>
+          <w14:ligatures w14:val="none"/>
+        </w:rPr>
+      </w:pPr>
+      <w:r>
+        <w:rPr>
+          <w:rFonts w:ascii="Times New Roman" w:eastAsia="Times New Roman" w:hAnsi="Times New Roman" w:cs="Times New Roman"/>
+          <w:b/>
+          <w:bCs/>
+          <w:kern w:val="0"/>
+          <w14:ligatures w14:val="none"/>
+        </w:rPr>
+        <w:t>Takes:</w:t>
+      </w:r>
+      <w:r>
+        <w:rPr>
+          <w:rFonts w:ascii="Times New Roman" w:eastAsia="Times New Roman" w:hAnsi="Times New Roman" w:cs="Times New Roman"/>
+          <w:kern w:val="0"/>
+          <w14:ligatures w14:val="none"/>
+        </w:rPr>
+        <w:t xml:space="preserve"> Connects an </w:t>
+      </w:r>
+      <w:r>
+        <w:rPr>
+          <w:rFonts w:ascii="Times New Roman" w:eastAsia="Times New Roman" w:hAnsi="Times New Roman" w:cs="Times New Roman"/>
+          <w:b/>
+          <w:bCs/>
+          <w:kern w:val="0"/>
+          <w14:ligatures w14:val="none"/>
+        </w:rPr>
+        <w:t>Employee</w:t>
+      </w:r>
+      <w:r>
+        <w:rPr>
+          <w:rFonts w:ascii="Times New Roman" w:eastAsia="Times New Roman" w:hAnsi="Times New Roman" w:cs="Times New Roman"/>
+          <w:kern w:val="0"/>
+          <w14:ligatures w14:val="none"/>
+        </w:rPr>
+        <w:t xml:space="preserve"> to the </w:t>
+      </w:r>
+      <w:r>
+        <w:rPr>
+          <w:rFonts w:ascii="Times New Roman" w:eastAsia="Times New Roman" w:hAnsi="Times New Roman" w:cs="Times New Roman"/>
+          <w:b/>
+          <w:bCs/>
+          <w:kern w:val="0"/>
+          <w14:ligatures w14:val="none"/>
+        </w:rPr>
+        <w:t>Orders</w:t>
+      </w:r>
+      <w:r>
+        <w:rPr>
+          <w:rFonts w:ascii="Times New Roman" w:eastAsia="Times New Roman" w:hAnsi="Times New Roman" w:cs="Times New Roman"/>
+          <w:kern w:val="0"/>
+          <w14:ligatures w14:val="none"/>
+        </w:rPr>
+        <w:t xml:space="preserve"> they process (one-to-many).</w:t>
+      </w:r>
+    </w:p>
+    <w:p>
+      <w:pPr>
+        <w:numPr>
+          <w:ilvl w:val="0"/>
+          <w:numId w:val="2"/>
+        </w:numPr>
+        <w:spacing w:before="100" w:beforeAutospacing="1" w:after="100" w:afterAutospacing="1" w:line="240" w:lineRule="auto"/>
+        <w:rPr>
+          <w:rFonts w:ascii="Times New Roman" w:eastAsia="Times New Roman" w:hAnsi="Times New Roman" w:cs="Times New Roman"/>
+          <w:kern w:val="0"/>
+          <w14:ligatures w14:val="none"/>
+        </w:rPr>
+      </w:pPr>
+      <w:r>
+        <w:rPr>
+          <w:rFonts w:ascii="Times New Roman" w:eastAsia="Times New Roman" w:hAnsi="Times New Roman" w:cs="Times New Roman"/>
+          <w:b/>
+          <w:bCs/>
+          <w:kern w:val="0"/>
+          <w14:ligatures w14:val="none"/>
+        </w:rPr>
+        <w:t>Contains:</w:t>
+      </w:r>
+      <w:r>
+        <w:rPr>
+          <w:rFonts w:ascii="Times New Roman" w:eastAsia="Times New Roman" w:hAnsi="Times New Roman" w:cs="Times New Roman"/>
+          <w:kern w:val="0"/>
+          <w14:ligatures w14:val="none"/>
+        </w:rPr>
+        <w:t xml:space="preserve"> Connects an </w:t>
+      </w:r>
+      <w:r>
+        <w:rPr>
+          <w:rFonts w:ascii="Times New Roman" w:eastAsia="Times New Roman" w:hAnsi="Times New Roman" w:cs="Times New Roman"/>
+          <w:b/>
+          <w:bCs/>
+          <w:kern w:val="0"/>
+          <w14:ligatures w14:val="none"/>
+        </w:rPr>
+        <w:t>Order</w:t>
+      </w:r>
+      <w:r>
+        <w:rPr>
+          <w:rFonts w:ascii="Times New Roman" w:eastAsia="Times New Roman" w:hAnsi="Times New Roman" w:cs="Times New Roman"/>
+          <w:kern w:val="0"/>
+          <w14:ligatures w14:val="none"/>
+        </w:rPr>
+        <w:t xml:space="preserve"> to its </w:t>
+      </w:r>
+      <w:r>
+        <w:rPr>
+          <w:rFonts w:ascii="Times New Roman" w:eastAsia="Times New Roman" w:hAnsi="Times New Roman" w:cs="Times New Roman"/>
+          <w:b/>
+          <w:bCs/>
+          <w:kern w:val="0"/>
+          <w14:ligatures w14:val="none"/>
+        </w:rPr>
+        <w:t>Order_Items</w:t>
+      </w:r>
+      <w:r>
+        <w:rPr>
+          <w:rFonts w:ascii="Times New Roman" w:eastAsia="Times New Roman" w:hAnsi="Times New Roman" w:cs="Times New Roman"/>
+          <w:kern w:val="0"/>
+          <w14:ligatures w14:val="none"/>
+        </w:rPr>
+        <w:t xml:space="preserve"> (one-to-many).</w:t>
+      </w:r>
+    </w:p>
+    <w:p>
+      <w:pPr>
+        <w:numPr>
+          <w:ilvl w:val="0"/>
+          <w:numId w:val="2"/>
+        </w:numPr>
+        <w:spacing w:before="100" w:beforeAutospacing="1" w:after="100" w:afterAutospacing="1" w:line="240" w:lineRule="auto"/>
+        <w:rPr>
+          <w:rFonts w:ascii="Times New Roman" w:eastAsia="Times New Roman" w:hAnsi="Times New Roman" w:cs="Times New Roman"/>
+          <w:kern w:val="0"/>
+          <w14:ligatures w14:val="none"/>
+        </w:rPr>
+      </w:pPr>
+      <w:r>
+        <w:rPr>
+          <w:rFonts w:ascii="Times New Roman" w:eastAsia="Times New Roman" w:hAnsi="Times New Roman" w:cs="Times New Roman"/>
+          <w:b/>
+          <w:bCs/>
+          <w:kern w:val="0"/>
+          <w14:ligatures w14:val="none"/>
+        </w:rPr>
+        <w:t>Is_For:</w:t>
+      </w:r>
+      <w:r>
+        <w:rPr>
+          <w:rFonts w:ascii="Times New Roman" w:eastAsia="Times New Roman" w:hAnsi="Times New Roman" w:cs="Times New Roman"/>
+          <w:kern w:val="0"/>
+          <w14:ligatures w14:val="none"/>
+        </w:rPr>
+        <w:t xml:space="preserve"> Connects an </w:t>
+      </w:r>
+      <w:r>
+        <w:rPr>
+          <w:rFonts w:ascii="Times New Roman" w:eastAsia="Times New Roman" w:hAnsi="Times New Roman" w:cs="Times New Roman"/>
+          <w:b/>
+          <w:bCs/>
+          <w:kern w:val="0"/>
+          <w14:ligatures w14:val="none"/>
+        </w:rPr>
+        <w:t>Order_Item</w:t>
+      </w:r>
+      <w:r>
+        <w:rPr>
+          <w:rFonts w:ascii="Times New Roman" w:eastAsia="Times New Roman" w:hAnsi="Times New Roman" w:cs="Times New Roman"/>
+          <w:kern w:val="0"/>
+          <w14:ligatures w14:val="none"/>
+        </w:rPr>
+        <w:t xml:space="preserve"> to the specific </w:t>
+      </w:r>
+      <w:r>
+        <w:rPr>
+          <w:rFonts w:ascii="Times New Roman" w:eastAsia="Times New Roman" w:hAnsi="Times New Roman" w:cs="Times New Roman"/>
+          <w:b/>
+          <w:bCs/>
+          <w:kern w:val="0"/>
+          <w14:ligatures w14:val="none"/>
+        </w:rPr>
+        <w:t>Product</w:t>
+      </w:r>
+      <w:r>
+        <w:rPr>
+          <w:rFonts w:ascii="Times New Roman" w:eastAsia="Times New Roman" w:hAnsi="Times New Roman" w:cs="Times New Roman"/>
+          <w:kern w:val="0"/>
+          <w14:ligatures w14:val="none"/>
+        </w:rPr>
+        <w:t xml:space="preserve"> being ordered (many-to-one).</w:t>
+      </w:r>
+    </w:p>
+    <w:p/>
     <w:sectPr>
       <w:pgSz w:w="12240" w:h="15840"/>
       <w:pgMar w:top="1440" w:right="1440" w:bottom="1440" w:left="1440" w:header="708" w:footer="708" w:gutter="0"/>
@@ -57,6 +562,315 @@
     </w:sectPr>
   </w:body>
 </w:document>
+</file>
+
+<file path=word/numbering.xml><?xml version="1.0" encoding="utf-8"?>
+<w:numbering xmlns:wpc="http://schemas.microsoft.com/office/word/2010/wordprocessingCanvas" xmlns:cx="http://schemas.microsoft.com/office/drawing/2014/chartex" xmlns:cx1="http://schemas.microsoft.com/office/drawing/2015/9/8/chartex" xmlns:cx2="http://schemas.microsoft.com/office/drawing/2015/10/21/chartex" xmlns:cx3="http://schemas.microsoft.com/office/drawing/2016/5/9/chartex" xmlns:cx4="http://schemas.microsoft.com/office/drawing/2016/5/10/chartex" xmlns:cx5="http://schemas.microsoft.com/office/drawing/2016/5/11/chartex" xmlns:cx6="http://schemas.microsoft.com/office/drawing/2016/5/12/chartex" xmlns:cx7="http://schemas.microsoft.com/office/drawing/2016/5/13/chartex" xmlns:cx8="http://schemas.microsoft.com/office/drawing/2016/5/14/chartex" xmlns:mc="http://schemas.openxmlformats.org/markup-compatibility/2006" xmlns:m="http://schemas.openxmlformats.org/officeDocument/2006/math" xmlns:aink="http://schemas.microsoft.com/office/drawing/2016/ink" xmlns:am3d="http://schemas.microsoft.com/office/drawing/2017/model3d" xmlns:oel="http://schemas.microsoft.com/office/2019/extlst" xmlns:r="http://schemas.openxmlformats.org/officeDocument/2006/relationships" xmlns:wp14="http://schemas.microsoft.com/office/word/2010/wordprocessingDrawing" xmlns:wp="http://schemas.openxmlformats.org/drawingml/2006/wordprocessingDrawing" xmlns:wpg="http://schemas.microsoft.com/office/word/2010/wordprocessingGroup" xmlns:wpi="http://schemas.microsoft.com/office/word/2010/wordprocessingInk" xmlns:wps="http://schemas.microsoft.com/office/word/2010/wordprocessingShape" xmlns:o="urn:schemas-microsoft-com:office:office" xmlns:v="urn:schemas-microsoft-com:vml" xmlns:w10="urn:schemas-microsoft-com:office:word" xmlns:w="http://schemas.openxmlformats.org/wordprocessingml/2006/main" xmlns:w14="http://schemas.microsoft.com/office/word/2010/wordml" xmlns:w15="http://schemas.microsoft.com/office/word/2012/wordml" xmlns:w16cei="http://schemas.microsoft.com/office/word/2026/wordml/cei" xmlns:w16cex="http://schemas.microsoft.com/office/word/2018/wordml/cex" xmlns:w16cid="http://schemas.microsoft.com/office/word/2016/wordml/cid" xmlns:w16="http://schemas.microsoft.com/office/word/2018/wordml" xmlns:w16sdtdh="http://schemas.microsoft.com/office/word/2020/wordml/sdtdatahash" xmlns:w16sdtfl="http://schemas.microsoft.com/office/word/2024/wordml/sdtformatlock" xmlns:w16se="http://schemas.microsoft.com/office/word/2015/wordml/symex" xmlns:w16du="http://schemas.microsoft.com/office/word/2023/wordml/word16du" xmlns:wne="http://schemas.microsoft.com/office/word/2006/wordml" mc:Ignorable="w14 w15 w16se w16cid w16 w16cex w16sdtdh w16sdtfl w16du wp14">
+  <w:abstractNum w:abstractNumId="0" w15:restartNumberingAfterBreak="0">
+    <w:nsid w:val="01BD664B"/>
+    <w:multiLevelType w:val="multilevel"/>
+    <w:tmpl w:val="22743978"/>
+    <w:lvl w:ilvl="0">
+      <w:start w:val="1"/>
+      <w:numFmt w:val="bullet"/>
+      <w:lvlText w:val=""/>
+      <w:lvlJc w:val="left"/>
+      <w:pPr>
+        <w:tabs>
+          <w:tab w:val="num" w:pos="720"/>
+        </w:tabs>
+        <w:ind w:left="720" w:hanging="360"/>
+      </w:pPr>
+      <w:rPr>
+        <w:rFonts w:ascii="Symbol" w:hAnsi="Symbol" w:hint="default"/>
+        <w:sz w:val="20"/>
+      </w:rPr>
+    </w:lvl>
+    <w:lvl w:ilvl="1" w:tentative="1">
+      <w:start w:val="1"/>
+      <w:numFmt w:val="bullet"/>
+      <w:lvlText w:val="o"/>
+      <w:lvlJc w:val="left"/>
+      <w:pPr>
+        <w:tabs>
+          <w:tab w:val="num" w:pos="1440"/>
+        </w:tabs>
+        <w:ind w:left="1440" w:hanging="360"/>
+      </w:pPr>
+      <w:rPr>
+        <w:rFonts w:ascii="Courier New" w:hAnsi="Courier New" w:hint="default"/>
+        <w:sz w:val="20"/>
+      </w:rPr>
+    </w:lvl>
+    <w:lvl w:ilvl="2" w:tentative="1">
+      <w:start w:val="1"/>
+      <w:numFmt w:val="bullet"/>
+      <w:lvlText w:val=""/>
+      <w:lvlJc w:val="left"/>
+      <w:pPr>
+        <w:tabs>
+          <w:tab w:val="num" w:pos="2160"/>
+        </w:tabs>
+        <w:ind w:left="2160" w:hanging="360"/>
+      </w:pPr>
+      <w:rPr>
+        <w:rFonts w:ascii="Wingdings" w:hAnsi="Wingdings" w:hint="default"/>
+        <w:sz w:val="20"/>
+      </w:rPr>
+    </w:lvl>
+    <w:lvl w:ilvl="3" w:tentative="1">
+      <w:start w:val="1"/>
+      <w:numFmt w:val="bullet"/>
+      <w:lvlText w:val=""/>
+      <w:lvlJc w:val="left"/>
+      <w:pPr>
+        <w:tabs>
+          <w:tab w:val="num" w:pos="2880"/>
+        </w:tabs>
+        <w:ind w:left="2880" w:hanging="360"/>
+      </w:pPr>
+      <w:rPr>
+        <w:rFonts w:ascii="Wingdings" w:hAnsi="Wingdings" w:hint="default"/>
+        <w:sz w:val="20"/>
+      </w:rPr>
+    </w:lvl>
+    <w:lvl w:ilvl="4" w:tentative="1">
+      <w:start w:val="1"/>
+      <w:numFmt w:val="bullet"/>
+      <w:lvlText w:val=""/>
+      <w:lvlJc w:val="left"/>
+      <w:pPr>
+        <w:tabs>
+          <w:tab w:val="num" w:pos="3600"/>
+        </w:tabs>
+        <w:ind w:left="3600" w:hanging="360"/>
+      </w:pPr>
+      <w:rPr>
+        <w:rFonts w:ascii="Wingdings" w:hAnsi="Wingdings" w:hint="default"/>
+        <w:sz w:val="20"/>
+      </w:rPr>
+    </w:lvl>
+    <w:lvl w:ilvl="5" w:tentative="1">
+      <w:start w:val="1"/>
+      <w:numFmt w:val="bullet"/>
+      <w:lvlText w:val=""/>
+      <w:lvlJc w:val="left"/>
+      <w:pPr>
+        <w:tabs>
+          <w:tab w:val="num" w:pos="4320"/>
+        </w:tabs>
+        <w:ind w:left="4320" w:hanging="360"/>
+      </w:pPr>
+      <w:rPr>
+        <w:rFonts w:ascii="Wingdings" w:hAnsi="Wingdings" w:hint="default"/>
+        <w:sz w:val="20"/>
+      </w:rPr>
+    </w:lvl>
+    <w:lvl w:ilvl="6" w:tentative="1">
+      <w:start w:val="1"/>
+      <w:numFmt w:val="bullet"/>
+      <w:lvlText w:val=""/>
+      <w:lvlJc w:val="left"/>
+      <w:pPr>
+        <w:tabs>
+          <w:tab w:val="num" w:pos="5040"/>
+        </w:tabs>
+        <w:ind w:left="5040" w:hanging="360"/>
+      </w:pPr>
+      <w:rPr>
+        <w:rFonts w:ascii="Wingdings" w:hAnsi="Wingdings" w:hint="default"/>
+        <w:sz w:val="20"/>
+      </w:rPr>
+    </w:lvl>
+    <w:lvl w:ilvl="7" w:tentative="1">
+      <w:start w:val="1"/>
+      <w:numFmt w:val="bullet"/>
+      <w:lvlText w:val=""/>
+      <w:lvlJc w:val="left"/>
+      <w:pPr>
+        <w:tabs>
+          <w:tab w:val="num" w:pos="5760"/>
+        </w:tabs>
+        <w:ind w:left="5760" w:hanging="360"/>
+      </w:pPr>
+      <w:rPr>
+        <w:rFonts w:ascii="Wingdings" w:hAnsi="Wingdings" w:hint="default"/>
+        <w:sz w:val="20"/>
+      </w:rPr>
+    </w:lvl>
+    <w:lvl w:ilvl="8" w:tentative="1">
+      <w:start w:val="1"/>
+      <w:numFmt w:val="bullet"/>
+      <w:lvlText w:val=""/>
+      <w:lvlJc w:val="left"/>
+      <w:pPr>
+        <w:tabs>
+          <w:tab w:val="num" w:pos="6480"/>
+        </w:tabs>
+        <w:ind w:left="6480" w:hanging="360"/>
+      </w:pPr>
+      <w:rPr>
+        <w:rFonts w:ascii="Wingdings" w:hAnsi="Wingdings" w:hint="default"/>
+        <w:sz w:val="20"/>
+      </w:rPr>
+    </w:lvl>
+  </w:abstractNum>
+  <w:abstractNum w:abstractNumId="1" w15:restartNumberingAfterBreak="0">
+    <w:nsid w:val="446E7A6C"/>
+    <w:multiLevelType w:val="multilevel"/>
+    <w:tmpl w:val="A4D043DC"/>
+    <w:lvl w:ilvl="0">
+      <w:start w:val="1"/>
+      <w:numFmt w:val="bullet"/>
+      <w:lvlText w:val=""/>
+      <w:lvlJc w:val="left"/>
+      <w:pPr>
+        <w:tabs>
+          <w:tab w:val="num" w:pos="720"/>
+        </w:tabs>
+        <w:ind w:left="720" w:hanging="360"/>
+      </w:pPr>
+      <w:rPr>
+        <w:rFonts w:ascii="Symbol" w:hAnsi="Symbol" w:hint="default"/>
+        <w:sz w:val="20"/>
+      </w:rPr>
+    </w:lvl>
+    <w:lvl w:ilvl="1" w:tentative="1">
+      <w:start w:val="1"/>
+      <w:numFmt w:val="bullet"/>
+      <w:lvlText w:val="o"/>
+      <w:lvlJc w:val="left"/>
+      <w:pPr>
+        <w:tabs>
+          <w:tab w:val="num" w:pos="1440"/>
+        </w:tabs>
+        <w:ind w:left="1440" w:hanging="360"/>
+      </w:pPr>
+      <w:rPr>
+        <w:rFonts w:ascii="Courier New" w:hAnsi="Courier New" w:hint="default"/>
+        <w:sz w:val="20"/>
+      </w:rPr>
+    </w:lvl>
+    <w:lvl w:ilvl="2" w:tentative="1">
+      <w:start w:val="1"/>
+      <w:numFmt w:val="bullet"/>
+      <w:lvlText w:val=""/>
+      <w:lvlJc w:val="left"/>
+      <w:pPr>
+        <w:tabs>
+          <w:tab w:val="num" w:pos="2160"/>
+        </w:tabs>
+        <w:ind w:left="2160" w:hanging="360"/>
+      </w:pPr>
+      <w:rPr>
+        <w:rFonts w:ascii="Wingdings" w:hAnsi="Wingdings" w:hint="default"/>
+        <w:sz w:val="20"/>
+      </w:rPr>
+    </w:lvl>
+    <w:lvl w:ilvl="3" w:tentative="1">
+      <w:start w:val="1"/>
+      <w:numFmt w:val="bullet"/>
+      <w:lvlText w:val=""/>
+      <w:lvlJc w:val="left"/>
+      <w:pPr>
+        <w:tabs>
+          <w:tab w:val="num" w:pos="2880"/>
+        </w:tabs>
+        <w:ind w:left="2880" w:hanging="360"/>
+      </w:pPr>
+      <w:rPr>
+        <w:rFonts w:ascii="Wingdings" w:hAnsi="Wingdings" w:hint="default"/>
+        <w:sz w:val="20"/>
+      </w:rPr>
+    </w:lvl>
+    <w:lvl w:ilvl="4" w:tentative="1">
+      <w:start w:val="1"/>
+      <w:numFmt w:val="bullet"/>
+      <w:lvlText w:val=""/>
+      <w:lvlJc w:val="left"/>
+      <w:pPr>
+        <w:tabs>
+          <w:tab w:val="num" w:pos="3600"/>
+        </w:tabs>
+        <w:ind w:left="3600" w:hanging="360"/>
+      </w:pPr>
+      <w:rPr>
+        <w:rFonts w:ascii="Wingdings" w:hAnsi="Wingdings" w:hint="default"/>
+        <w:sz w:val="20"/>
+      </w:rPr>
+    </w:lvl>
+    <w:lvl w:ilvl="5" w:tentative="1">
+      <w:start w:val="1"/>
+      <w:numFmt w:val="bullet"/>
+      <w:lvlText w:val=""/>
+      <w:lvlJc w:val="left"/>
+      <w:pPr>
+        <w:tabs>
+          <w:tab w:val="num" w:pos="4320"/>
+        </w:tabs>
+        <w:ind w:left="4320" w:hanging="360"/>
+      </w:pPr>
+      <w:rPr>
+        <w:rFonts w:ascii="Wingdings" w:hAnsi="Wingdings" w:hint="default"/>
+        <w:sz w:val="20"/>
+      </w:rPr>
+    </w:lvl>
+    <w:lvl w:ilvl="6" w:tentative="1">
+      <w:start w:val="1"/>
+      <w:numFmt w:val="bullet"/>
+      <w:lvlText w:val=""/>
+      <w:lvlJc w:val="left"/>
+      <w:pPr>
+        <w:tabs>
+          <w:tab w:val="num" w:pos="5040"/>
+        </w:tabs>
+        <w:ind w:left="5040" w:hanging="360"/>
+      </w:pPr>
+      <w:rPr>
+        <w:rFonts w:ascii="Wingdings" w:hAnsi="Wingdings" w:hint="default"/>
+        <w:sz w:val="20"/>
+      </w:rPr>
+    </w:lvl>
+    <w:lvl w:ilvl="7" w:tentative="1">
+      <w:start w:val="1"/>
+      <w:numFmt w:val="bullet"/>
+      <w:lvlText w:val=""/>
+      <w:lvlJc w:val="left"/>
+      <w:pPr>
+        <w:tabs>
+          <w:tab w:val="num" w:pos="5760"/>
+        </w:tabs>
+        <w:ind w:left="5760" w:hanging="360"/>
+      </w:pPr>
+      <w:rPr>
+        <w:rFonts w:ascii="Wingdings" w:hAnsi="Wingdings" w:hint="default"/>
+        <w:sz w:val="20"/>
+      </w:rPr>
+    </w:lvl>
+    <w:lvl w:ilvl="8" w:tentative="1">
+      <w:start w:val="1"/>
+      <w:numFmt w:val="bullet"/>
+      <w:lvlText w:val=""/>
+      <w:lvlJc w:val="left"/>
+      <w:pPr>
+        <w:tabs>
+          <w:tab w:val="num" w:pos="6480"/>
+        </w:tabs>
+        <w:ind w:left="6480" w:hanging="360"/>
+      </w:pPr>
+      <w:rPr>
+        <w:rFonts w:ascii="Wingdings" w:hAnsi="Wingdings" w:hint="default"/>
+        <w:sz w:val="20"/>
+      </w:rPr>
+    </w:lvl>
+  </w:abstractNum>
+  <w:num w:numId="1" w16cid:durableId="1616516553">
+    <w:abstractNumId w:val="1"/>
+  </w:num>
+  <w:num w:numId="2" w16cid:durableId="133258494">
+    <w:abstractNumId w:val="0"/>
+  </w:num>
+</w:numbering>
 </file>
 
 <file path=word/styles.xml><?xml version="1.0" encoding="utf-8"?>
@@ -510,7 +1324,6 @@
     <w:next w:val="Normal"/>
     <w:link w:val="Heading3Char"/>
     <w:uiPriority w:val="9"/>
-    <w:semiHidden/>
     <w:unhideWhenUsed/>
     <w:qFormat/>
     <w:rsid w:val="003F3A85"/>
@@ -718,7 +1531,6 @@
     <w:basedOn w:val="DefaultParagraphFont"/>
     <w:link w:val="Heading3"/>
     <w:uiPriority w:val="9"/>
-    <w:semiHidden/>
     <w:rsid w:val="003F3A85"/>
     <w:rPr>
       <w:rFonts w:eastAsiaTheme="majorEastAsia" w:cstheme="majorBidi"/>
@@ -974,6 +1786,35 @@
       <w:smallCaps/>
       <w:color w:val="0F4761" w:themeColor="accent1" w:themeShade="BF"/>
       <w:spacing w:val="5"/>
+    </w:rPr>
+  </w:style>
+  <w:style w:type="paragraph" w:customStyle="1" w:styleId="first-token">
+    <w:name w:val="first-token"/>
+    <w:basedOn w:val="Normal"/>
+    <w:rsid w:val="002614F5"/>
+    <w:pPr>
+      <w:spacing w:before="100" w:beforeAutospacing="1" w:after="100" w:afterAutospacing="1" w:line="240" w:lineRule="auto"/>
+    </w:pPr>
+    <w:rPr>
+      <w:rFonts w:ascii="Times New Roman" w:eastAsia="Times New Roman" w:hAnsi="Times New Roman" w:cs="Times New Roman"/>
+      <w:kern w:val="0"/>
+      <w14:ligatures w14:val="none"/>
+    </w:rPr>
+  </w:style>
+  <w:style w:type="paragraph" w:styleId="NormalWeb">
+    <w:name w:val="Normal (Web)"/>
+    <w:basedOn w:val="Normal"/>
+    <w:uiPriority w:val="99"/>
+    <w:semiHidden/>
+    <w:unhideWhenUsed/>
+    <w:rsid w:val="002614F5"/>
+    <w:pPr>
+      <w:spacing w:before="100" w:beforeAutospacing="1" w:after="100" w:afterAutospacing="1" w:line="240" w:lineRule="auto"/>
+    </w:pPr>
+    <w:rPr>
+      <w:rFonts w:ascii="Times New Roman" w:eastAsia="Times New Roman" w:hAnsi="Times New Roman" w:cs="Times New Roman"/>
+      <w:kern w:val="0"/>
+      <w14:ligatures w14:val="none"/>
     </w:rPr>
   </w:style>
 </w:styles>

--- a/devlogs/Backup of devlogs.docx
+++ b/devlogs/Backup of devlogs.docx
@@ -28,7 +28,7 @@
                     <pic:cNvPicPr/>
                   </pic:nvPicPr>
                   <pic:blipFill>
-                    <a:blip r:embed="rId5"/>
+                    <a:blip r:embed="rId4"/>
                     <a:stretch>
                       <a:fillRect/>
                     </a:stretch>
@@ -49,511 +49,6 @@
         </w:drawing>
       </w:r>
     </w:p>
-    <w:p>
-      <w:pPr>
-        <w:spacing w:before="100" w:beforeAutospacing="1" w:after="100" w:afterAutospacing="1" w:line="240" w:lineRule="auto"/>
-        <w:rPr>
-          <w:rFonts w:ascii="Times New Roman" w:eastAsia="Times New Roman" w:hAnsi="Times New Roman" w:cs="Times New Roman"/>
-          <w:kern w:val="0"/>
-          <w14:ligatures w14:val="none"/>
-        </w:rPr>
-      </w:pPr>
-      <w:r>
-        <w:rPr>
-          <w:rFonts w:ascii="Times New Roman" w:eastAsia="Times New Roman" w:hAnsi="Times New Roman" w:cs="Times New Roman"/>
-          <w:kern w:val="0"/>
-          <w14:ligatures w14:val="none"/>
-        </w:rPr>
-        <w:t>Here is an Entity-Relationship (ER) diagram for a coffee shop ordering system.</w:t>
-      </w:r>
-    </w:p>
-    <w:p>
-      <w:pPr>
-        <w:spacing w:before="100" w:beforeAutospacing="1" w:after="100" w:afterAutospacing="1" w:line="240" w:lineRule="auto"/>
-        <w:outlineLvl w:val="2"/>
-        <w:rPr>
-          <w:rFonts w:ascii="Times New Roman" w:eastAsia="Times New Roman" w:hAnsi="Times New Roman" w:cs="Times New Roman"/>
-          <w:b/>
-          <w:bCs/>
-          <w:kern w:val="0"/>
-          <w:sz w:val="27"/>
-          <w:szCs w:val="27"/>
-          <w14:ligatures w14:val="none"/>
-        </w:rPr>
-      </w:pPr>
-      <w:r>
-        <w:rPr>
-          <w:rFonts w:ascii="Times New Roman" w:eastAsia="Times New Roman" w:hAnsi="Times New Roman" w:cs="Times New Roman"/>
-          <w:b/>
-          <w:bCs/>
-          <w:kern w:val="0"/>
-          <w:sz w:val="27"/>
-          <w:szCs w:val="27"/>
-          <w14:ligatures w14:val="none"/>
-        </w:rPr>
-        <w:t>Diagram Elements</w:t>
-      </w:r>
-    </w:p>
-    <w:p>
-      <w:pPr>
-        <w:numPr>
-          <w:ilvl w:val="0"/>
-          <w:numId w:val="1"/>
-        </w:numPr>
-        <w:spacing w:before="100" w:beforeAutospacing="1" w:after="100" w:afterAutospacing="1" w:line="240" w:lineRule="auto"/>
-        <w:rPr>
-          <w:rFonts w:ascii="Times New Roman" w:eastAsia="Times New Roman" w:hAnsi="Times New Roman" w:cs="Times New Roman"/>
-          <w:kern w:val="0"/>
-          <w14:ligatures w14:val="none"/>
-        </w:rPr>
-      </w:pPr>
-      <w:r>
-        <w:rPr>
-          <w:rFonts w:ascii="Times New Roman" w:eastAsia="Times New Roman" w:hAnsi="Times New Roman" w:cs="Times New Roman"/>
-          <w:b/>
-          <w:bCs/>
-          <w:kern w:val="0"/>
-          <w14:ligatures w14:val="none"/>
-        </w:rPr>
-        <w:t>Customer:</w:t>
-      </w:r>
-      <w:r>
-        <w:rPr>
-          <w:rFonts w:ascii="Times New Roman" w:eastAsia="Times New Roman" w:hAnsi="Times New Roman" w:cs="Times New Roman"/>
-          <w:kern w:val="0"/>
-          <w14:ligatures w14:val="none"/>
-        </w:rPr>
-        <w:t xml:space="preserve"> Tracks customer information and manages loyalty points.</w:t>
-      </w:r>
-    </w:p>
-    <w:p>
-      <w:pPr>
-        <w:numPr>
-          <w:ilvl w:val="0"/>
-          <w:numId w:val="1"/>
-        </w:numPr>
-        <w:spacing w:before="100" w:beforeAutospacing="1" w:after="100" w:afterAutospacing="1" w:line="240" w:lineRule="auto"/>
-        <w:rPr>
-          <w:rFonts w:ascii="Times New Roman" w:eastAsia="Times New Roman" w:hAnsi="Times New Roman" w:cs="Times New Roman"/>
-          <w:kern w:val="0"/>
-          <w14:ligatures w14:val="none"/>
-        </w:rPr>
-      </w:pPr>
-      <w:r>
-        <w:rPr>
-          <w:rFonts w:ascii="Times New Roman" w:eastAsia="Times New Roman" w:hAnsi="Times New Roman" w:cs="Times New Roman"/>
-          <w:b/>
-          <w:bCs/>
-          <w:kern w:val="0"/>
-          <w14:ligatures w14:val="none"/>
-        </w:rPr>
-        <w:t>Order:</w:t>
-      </w:r>
-      <w:r>
-        <w:rPr>
-          <w:rFonts w:ascii="Times New Roman" w:eastAsia="Times New Roman" w:hAnsi="Times New Roman" w:cs="Times New Roman"/>
-          <w:kern w:val="0"/>
-          <w14:ligatures w14:val="none"/>
-        </w:rPr>
-        <w:t xml:space="preserve"> Represents a single transaction, linked to a customer and a specific employee.</w:t>
-      </w:r>
-    </w:p>
-    <w:p>
-      <w:pPr>
-        <w:numPr>
-          <w:ilvl w:val="0"/>
-          <w:numId w:val="1"/>
-        </w:numPr>
-        <w:spacing w:before="100" w:beforeAutospacing="1" w:after="100" w:afterAutospacing="1" w:line="240" w:lineRule="auto"/>
-        <w:rPr>
-          <w:rFonts w:ascii="Times New Roman" w:eastAsia="Times New Roman" w:hAnsi="Times New Roman" w:cs="Times New Roman"/>
-          <w:kern w:val="0"/>
-          <w14:ligatures w14:val="none"/>
-        </w:rPr>
-      </w:pPr>
-      <w:r>
-        <w:rPr>
-          <w:rFonts w:ascii="Times New Roman" w:eastAsia="Times New Roman" w:hAnsi="Times New Roman" w:cs="Times New Roman"/>
-          <w:b/>
-          <w:bCs/>
-          <w:kern w:val="0"/>
-          <w14:ligatures w14:val="none"/>
-        </w:rPr>
-        <w:t>Order_Item:</w:t>
-      </w:r>
-      <w:r>
-        <w:rPr>
-          <w:rFonts w:ascii="Times New Roman" w:eastAsia="Times New Roman" w:hAnsi="Times New Roman" w:cs="Times New Roman"/>
-          <w:kern w:val="0"/>
-          <w14:ligatures w14:val="none"/>
-        </w:rPr>
-        <w:t xml:space="preserve"> A weak entity that serves as a bridge, allowing a single order to contain multiple different products with specific quantities and customization notes.</w:t>
-      </w:r>
-    </w:p>
-    <w:p>
-      <w:pPr>
-        <w:numPr>
-          <w:ilvl w:val="0"/>
-          <w:numId w:val="1"/>
-        </w:numPr>
-        <w:spacing w:before="100" w:beforeAutospacing="1" w:after="100" w:afterAutospacing="1" w:line="240" w:lineRule="auto"/>
-        <w:rPr>
-          <w:rFonts w:ascii="Times New Roman" w:eastAsia="Times New Roman" w:hAnsi="Times New Roman" w:cs="Times New Roman"/>
-          <w:kern w:val="0"/>
-          <w14:ligatures w14:val="none"/>
-        </w:rPr>
-      </w:pPr>
-      <w:r>
-        <w:rPr>
-          <w:rFonts w:ascii="Times New Roman" w:eastAsia="Times New Roman" w:hAnsi="Times New Roman" w:cs="Times New Roman"/>
-          <w:b/>
-          <w:bCs/>
-          <w:kern w:val="0"/>
-          <w14:ligatures w14:val="none"/>
-        </w:rPr>
-        <w:t>Employee:</w:t>
-      </w:r>
-      <w:r>
-        <w:rPr>
-          <w:rFonts w:ascii="Times New Roman" w:eastAsia="Times New Roman" w:hAnsi="Times New Roman" w:cs="Times New Roman"/>
-          <w:kern w:val="0"/>
-          <w14:ligatures w14:val="none"/>
-        </w:rPr>
-        <w:t xml:space="preserve"> Contains staff data, defining roles (e.g., Barista, Cashier).</w:t>
-      </w:r>
-    </w:p>
-    <w:p>
-      <w:pPr>
-        <w:numPr>
-          <w:ilvl w:val="0"/>
-          <w:numId w:val="1"/>
-        </w:numPr>
-        <w:spacing w:before="100" w:beforeAutospacing="1" w:after="100" w:afterAutospacing="1" w:line="240" w:lineRule="auto"/>
-        <w:rPr>
-          <w:rFonts w:ascii="Times New Roman" w:eastAsia="Times New Roman" w:hAnsi="Times New Roman" w:cs="Times New Roman"/>
-          <w:kern w:val="0"/>
-          <w14:ligatures w14:val="none"/>
-        </w:rPr>
-      </w:pPr>
-      <w:r>
-        <w:rPr>
-          <w:rFonts w:ascii="Times New Roman" w:eastAsia="Times New Roman" w:hAnsi="Times New Roman" w:cs="Times New Roman"/>
-          <w:b/>
-          <w:bCs/>
-          <w:kern w:val="0"/>
-          <w14:ligatures w14:val="none"/>
-        </w:rPr>
-        <w:t>Product:</w:t>
-      </w:r>
-      <w:r>
-        <w:rPr>
-          <w:rFonts w:ascii="Times New Roman" w:eastAsia="Times New Roman" w:hAnsi="Times New Roman" w:cs="Times New Roman"/>
-          <w:kern w:val="0"/>
-          <w14:ligatures w14:val="none"/>
-        </w:rPr>
-        <w:t xml:space="preserve"> The menu items available, categorized by type (e.g., Beverage, Food).</w:t>
-      </w:r>
-    </w:p>
-    <w:p>
-      <w:pPr>
-        <w:spacing w:before="100" w:beforeAutospacing="1" w:after="100" w:afterAutospacing="1" w:line="240" w:lineRule="auto"/>
-        <w:outlineLvl w:val="2"/>
-        <w:rPr>
-          <w:rFonts w:ascii="Times New Roman" w:eastAsia="Times New Roman" w:hAnsi="Times New Roman" w:cs="Times New Roman"/>
-          <w:b/>
-          <w:bCs/>
-          <w:kern w:val="0"/>
-          <w:sz w:val="27"/>
-          <w:szCs w:val="27"/>
-          <w14:ligatures w14:val="none"/>
-        </w:rPr>
-      </w:pPr>
-      <w:r>
-        <w:rPr>
-          <w:rFonts w:ascii="Times New Roman" w:eastAsia="Times New Roman" w:hAnsi="Times New Roman" w:cs="Times New Roman"/>
-          <w:b/>
-          <w:bCs/>
-          <w:kern w:val="0"/>
-          <w:sz w:val="27"/>
-          <w:szCs w:val="27"/>
-          <w14:ligatures w14:val="none"/>
-        </w:rPr>
-        <w:t>Key Relationships</w:t>
-      </w:r>
-    </w:p>
-    <w:p>
-      <w:pPr>
-        <w:numPr>
-          <w:ilvl w:val="0"/>
-          <w:numId w:val="2"/>
-        </w:numPr>
-        <w:spacing w:before="100" w:beforeAutospacing="1" w:after="100" w:afterAutospacing="1" w:line="240" w:lineRule="auto"/>
-        <w:rPr>
-          <w:rFonts w:ascii="Times New Roman" w:eastAsia="Times New Roman" w:hAnsi="Times New Roman" w:cs="Times New Roman"/>
-          <w:kern w:val="0"/>
-          <w14:ligatures w14:val="none"/>
-        </w:rPr>
-      </w:pPr>
-      <w:r>
-        <w:rPr>
-          <w:rFonts w:ascii="Times New Roman" w:eastAsia="Times New Roman" w:hAnsi="Times New Roman" w:cs="Times New Roman"/>
-          <w:b/>
-          <w:bCs/>
-          <w:kern w:val="0"/>
-          <w14:ligatures w14:val="none"/>
-        </w:rPr>
-        <w:t>Places:</w:t>
-      </w:r>
-      <w:r>
-        <w:rPr>
-          <w:rFonts w:ascii="Times New Roman" w:eastAsia="Times New Roman" w:hAnsi="Times New Roman" w:cs="Times New Roman"/>
-          <w:kern w:val="0"/>
-          <w14:ligatures w14:val="none"/>
-        </w:rPr>
-        <w:t xml:space="preserve"> Connects a </w:t>
-      </w:r>
-      <w:r>
-        <w:rPr>
-          <w:rFonts w:ascii="Times New Roman" w:eastAsia="Times New Roman" w:hAnsi="Times New Roman" w:cs="Times New Roman"/>
-          <w:b/>
-          <w:bCs/>
-          <w:kern w:val="0"/>
-          <w14:ligatures w14:val="none"/>
-        </w:rPr>
-        <w:t>Customer</w:t>
-      </w:r>
-      <w:r>
-        <w:rPr>
-          <w:rFonts w:ascii="Times New Roman" w:eastAsia="Times New Roman" w:hAnsi="Times New Roman" w:cs="Times New Roman"/>
-          <w:kern w:val="0"/>
-          <w14:ligatures w14:val="none"/>
-        </w:rPr>
-        <w:t xml:space="preserve"> to their </w:t>
-      </w:r>
-      <w:r>
-        <w:rPr>
-          <w:rFonts w:ascii="Times New Roman" w:eastAsia="Times New Roman" w:hAnsi="Times New Roman" w:cs="Times New Roman"/>
-          <w:b/>
-          <w:bCs/>
-          <w:kern w:val="0"/>
-          <w14:ligatures w14:val="none"/>
-        </w:rPr>
-        <w:t>Orders</w:t>
-      </w:r>
-      <w:r>
-        <w:rPr>
-          <w:rFonts w:ascii="Times New Roman" w:eastAsia="Times New Roman" w:hAnsi="Times New Roman" w:cs="Times New Roman"/>
-          <w:kern w:val="0"/>
-          <w14:ligatures w14:val="none"/>
-        </w:rPr>
-        <w:t xml:space="preserve"> (one-to-many).</w:t>
-      </w:r>
-    </w:p>
-    <w:p>
-      <w:pPr>
-        <w:numPr>
-          <w:ilvl w:val="0"/>
-          <w:numId w:val="2"/>
-        </w:numPr>
-        <w:spacing w:before="100" w:beforeAutospacing="1" w:after="100" w:afterAutospacing="1" w:line="240" w:lineRule="auto"/>
-        <w:rPr>
-          <w:rFonts w:ascii="Times New Roman" w:eastAsia="Times New Roman" w:hAnsi="Times New Roman" w:cs="Times New Roman"/>
-          <w:kern w:val="0"/>
-          <w14:ligatures w14:val="none"/>
-        </w:rPr>
-      </w:pPr>
-      <w:r>
-        <w:rPr>
-          <w:rFonts w:ascii="Times New Roman" w:eastAsia="Times New Roman" w:hAnsi="Times New Roman" w:cs="Times New Roman"/>
-          <w:b/>
-          <w:bCs/>
-          <w:kern w:val="0"/>
-          <w14:ligatures w14:val="none"/>
-        </w:rPr>
-        <w:t>Takes:</w:t>
-      </w:r>
-      <w:r>
-        <w:rPr>
-          <w:rFonts w:ascii="Times New Roman" w:eastAsia="Times New Roman" w:hAnsi="Times New Roman" w:cs="Times New Roman"/>
-          <w:kern w:val="0"/>
-          <w14:ligatures w14:val="none"/>
-        </w:rPr>
-        <w:t xml:space="preserve"> Connects an </w:t>
-      </w:r>
-      <w:r>
-        <w:rPr>
-          <w:rFonts w:ascii="Times New Roman" w:eastAsia="Times New Roman" w:hAnsi="Times New Roman" w:cs="Times New Roman"/>
-          <w:b/>
-          <w:bCs/>
-          <w:kern w:val="0"/>
-          <w14:ligatures w14:val="none"/>
-        </w:rPr>
-        <w:t>Employee</w:t>
-      </w:r>
-      <w:r>
-        <w:rPr>
-          <w:rFonts w:ascii="Times New Roman" w:eastAsia="Times New Roman" w:hAnsi="Times New Roman" w:cs="Times New Roman"/>
-          <w:kern w:val="0"/>
-          <w14:ligatures w14:val="none"/>
-        </w:rPr>
-        <w:t xml:space="preserve"> to the </w:t>
-      </w:r>
-      <w:r>
-        <w:rPr>
-          <w:rFonts w:ascii="Times New Roman" w:eastAsia="Times New Roman" w:hAnsi="Times New Roman" w:cs="Times New Roman"/>
-          <w:b/>
-          <w:bCs/>
-          <w:kern w:val="0"/>
-          <w14:ligatures w14:val="none"/>
-        </w:rPr>
-        <w:t>Orders</w:t>
-      </w:r>
-      <w:r>
-        <w:rPr>
-          <w:rFonts w:ascii="Times New Roman" w:eastAsia="Times New Roman" w:hAnsi="Times New Roman" w:cs="Times New Roman"/>
-          <w:kern w:val="0"/>
-          <w14:ligatures w14:val="none"/>
-        </w:rPr>
-        <w:t xml:space="preserve"> they process (one-to-many).</w:t>
-      </w:r>
-    </w:p>
-    <w:p>
-      <w:pPr>
-        <w:numPr>
-          <w:ilvl w:val="0"/>
-          <w:numId w:val="2"/>
-        </w:numPr>
-        <w:spacing w:before="100" w:beforeAutospacing="1" w:after="100" w:afterAutospacing="1" w:line="240" w:lineRule="auto"/>
-        <w:rPr>
-          <w:rFonts w:ascii="Times New Roman" w:eastAsia="Times New Roman" w:hAnsi="Times New Roman" w:cs="Times New Roman"/>
-          <w:kern w:val="0"/>
-          <w14:ligatures w14:val="none"/>
-        </w:rPr>
-      </w:pPr>
-      <w:r>
-        <w:rPr>
-          <w:rFonts w:ascii="Times New Roman" w:eastAsia="Times New Roman" w:hAnsi="Times New Roman" w:cs="Times New Roman"/>
-          <w:b/>
-          <w:bCs/>
-          <w:kern w:val="0"/>
-          <w14:ligatures w14:val="none"/>
-        </w:rPr>
-        <w:t>Contains:</w:t>
-      </w:r>
-      <w:r>
-        <w:rPr>
-          <w:rFonts w:ascii="Times New Roman" w:eastAsia="Times New Roman" w:hAnsi="Times New Roman" w:cs="Times New Roman"/>
-          <w:kern w:val="0"/>
-          <w14:ligatures w14:val="none"/>
-        </w:rPr>
-        <w:t xml:space="preserve"> Connects an </w:t>
-      </w:r>
-      <w:r>
-        <w:rPr>
-          <w:rFonts w:ascii="Times New Roman" w:eastAsia="Times New Roman" w:hAnsi="Times New Roman" w:cs="Times New Roman"/>
-          <w:b/>
-          <w:bCs/>
-          <w:kern w:val="0"/>
-          <w14:ligatures w14:val="none"/>
-        </w:rPr>
-        <w:t>Order</w:t>
-      </w:r>
-      <w:r>
-        <w:rPr>
-          <w:rFonts w:ascii="Times New Roman" w:eastAsia="Times New Roman" w:hAnsi="Times New Roman" w:cs="Times New Roman"/>
-          <w:kern w:val="0"/>
-          <w14:ligatures w14:val="none"/>
-        </w:rPr>
-        <w:t xml:space="preserve"> to its </w:t>
-      </w:r>
-      <w:r>
-        <w:rPr>
-          <w:rFonts w:ascii="Times New Roman" w:eastAsia="Times New Roman" w:hAnsi="Times New Roman" w:cs="Times New Roman"/>
-          <w:b/>
-          <w:bCs/>
-          <w:kern w:val="0"/>
-          <w14:ligatures w14:val="none"/>
-        </w:rPr>
-        <w:t>Order_Items</w:t>
-      </w:r>
-      <w:r>
-        <w:rPr>
-          <w:rFonts w:ascii="Times New Roman" w:eastAsia="Times New Roman" w:hAnsi="Times New Roman" w:cs="Times New Roman"/>
-          <w:kern w:val="0"/>
-          <w14:ligatures w14:val="none"/>
-        </w:rPr>
-        <w:t xml:space="preserve"> (one-to-many).</w:t>
-      </w:r>
-    </w:p>
-    <w:p>
-      <w:pPr>
-        <w:numPr>
-          <w:ilvl w:val="0"/>
-          <w:numId w:val="2"/>
-        </w:numPr>
-        <w:spacing w:before="100" w:beforeAutospacing="1" w:after="100" w:afterAutospacing="1" w:line="240" w:lineRule="auto"/>
-        <w:rPr>
-          <w:rFonts w:ascii="Times New Roman" w:eastAsia="Times New Roman" w:hAnsi="Times New Roman" w:cs="Times New Roman"/>
-          <w:kern w:val="0"/>
-          <w14:ligatures w14:val="none"/>
-        </w:rPr>
-      </w:pPr>
-      <w:r>
-        <w:rPr>
-          <w:rFonts w:ascii="Times New Roman" w:eastAsia="Times New Roman" w:hAnsi="Times New Roman" w:cs="Times New Roman"/>
-          <w:b/>
-          <w:bCs/>
-          <w:kern w:val="0"/>
-          <w14:ligatures w14:val="none"/>
-        </w:rPr>
-        <w:t>Is_For:</w:t>
-      </w:r>
-      <w:r>
-        <w:rPr>
-          <w:rFonts w:ascii="Times New Roman" w:eastAsia="Times New Roman" w:hAnsi="Times New Roman" w:cs="Times New Roman"/>
-          <w:kern w:val="0"/>
-          <w14:ligatures w14:val="none"/>
-        </w:rPr>
-        <w:t xml:space="preserve"> Connects an </w:t>
-      </w:r>
-      <w:r>
-        <w:rPr>
-          <w:rFonts w:ascii="Times New Roman" w:eastAsia="Times New Roman" w:hAnsi="Times New Roman" w:cs="Times New Roman"/>
-          <w:b/>
-          <w:bCs/>
-          <w:kern w:val="0"/>
-          <w14:ligatures w14:val="none"/>
-        </w:rPr>
-        <w:t>Order_Item</w:t>
-      </w:r>
-      <w:r>
-        <w:rPr>
-          <w:rFonts w:ascii="Times New Roman" w:eastAsia="Times New Roman" w:hAnsi="Times New Roman" w:cs="Times New Roman"/>
-          <w:kern w:val="0"/>
-          <w14:ligatures w14:val="none"/>
-        </w:rPr>
-        <w:t xml:space="preserve"> to the specific </w:t>
-      </w:r>
-      <w:r>
-        <w:rPr>
-          <w:rFonts w:ascii="Times New Roman" w:eastAsia="Times New Roman" w:hAnsi="Times New Roman" w:cs="Times New Roman"/>
-          <w:b/>
-          <w:bCs/>
-          <w:kern w:val="0"/>
-          <w14:ligatures w14:val="none"/>
-        </w:rPr>
-        <w:t>Product</w:t>
-      </w:r>
-      <w:r>
-        <w:rPr>
-          <w:rFonts w:ascii="Times New Roman" w:eastAsia="Times New Roman" w:hAnsi="Times New Roman" w:cs="Times New Roman"/>
-          <w:kern w:val="0"/>
-          <w14:ligatures w14:val="none"/>
-        </w:rPr>
-        <w:t xml:space="preserve"> being ordered (many-to-one).</w:t>
-      </w:r>
-    </w:p>
-    <w:p/>
     <w:sectPr>
       <w:pgSz w:w="12240" w:h="15840"/>
       <w:pgMar w:top="1440" w:right="1440" w:bottom="1440" w:left="1440" w:header="708" w:footer="708" w:gutter="0"/>
@@ -562,315 +57,6 @@
     </w:sectPr>
   </w:body>
 </w:document>
-</file>
-
-<file path=word/numbering.xml><?xml version="1.0" encoding="utf-8"?>
-<w:numbering xmlns:wpc="http://schemas.microsoft.com/office/word/2010/wordprocessingCanvas" xmlns:cx="http://schemas.microsoft.com/office/drawing/2014/chartex" xmlns:cx1="http://schemas.microsoft.com/office/drawing/2015/9/8/chartex" xmlns:cx2="http://schemas.microsoft.com/office/drawing/2015/10/21/chartex" xmlns:cx3="http://schemas.microsoft.com/office/drawing/2016/5/9/chartex" xmlns:cx4="http://schemas.microsoft.com/office/drawing/2016/5/10/chartex" xmlns:cx5="http://schemas.microsoft.com/office/drawing/2016/5/11/chartex" xmlns:cx6="http://schemas.microsoft.com/office/drawing/2016/5/12/chartex" xmlns:cx7="http://schemas.microsoft.com/office/drawing/2016/5/13/chartex" xmlns:cx8="http://schemas.microsoft.com/office/drawing/2016/5/14/chartex" xmlns:mc="http://schemas.openxmlformats.org/markup-compatibility/2006" xmlns:m="http://schemas.openxmlformats.org/officeDocument/2006/math" xmlns:aink="http://schemas.microsoft.com/office/drawing/2016/ink" xmlns:am3d="http://schemas.microsoft.com/office/drawing/2017/model3d" xmlns:oel="http://schemas.microsoft.com/office/2019/extlst" xmlns:r="http://schemas.openxmlformats.org/officeDocument/2006/relationships" xmlns:wp14="http://schemas.microsoft.com/office/word/2010/wordprocessingDrawing" xmlns:wp="http://schemas.openxmlformats.org/drawingml/2006/wordprocessingDrawing" xmlns:wpg="http://schemas.microsoft.com/office/word/2010/wordprocessingGroup" xmlns:wpi="http://schemas.microsoft.com/office/word/2010/wordprocessingInk" xmlns:wps="http://schemas.microsoft.com/office/word/2010/wordprocessingShape" xmlns:o="urn:schemas-microsoft-com:office:office" xmlns:v="urn:schemas-microsoft-com:vml" xmlns:w10="urn:schemas-microsoft-com:office:word" xmlns:w="http://schemas.openxmlformats.org/wordprocessingml/2006/main" xmlns:w14="http://schemas.microsoft.com/office/word/2010/wordml" xmlns:w15="http://schemas.microsoft.com/office/word/2012/wordml" xmlns:w16cei="http://schemas.microsoft.com/office/word/2026/wordml/cei" xmlns:w16cex="http://schemas.microsoft.com/office/word/2018/wordml/cex" xmlns:w16cid="http://schemas.microsoft.com/office/word/2016/wordml/cid" xmlns:w16="http://schemas.microsoft.com/office/word/2018/wordml" xmlns:w16sdtdh="http://schemas.microsoft.com/office/word/2020/wordml/sdtdatahash" xmlns:w16sdtfl="http://schemas.microsoft.com/office/word/2024/wordml/sdtformatlock" xmlns:w16se="http://schemas.microsoft.com/office/word/2015/wordml/symex" xmlns:w16du="http://schemas.microsoft.com/office/word/2023/wordml/word16du" xmlns:wne="http://schemas.microsoft.com/office/word/2006/wordml" mc:Ignorable="w14 w15 w16se w16cid w16 w16cex w16sdtdh w16sdtfl w16du wp14">
-  <w:abstractNum w:abstractNumId="0" w15:restartNumberingAfterBreak="0">
-    <w:nsid w:val="01BD664B"/>
-    <w:multiLevelType w:val="multilevel"/>
-    <w:tmpl w:val="22743978"/>
-    <w:lvl w:ilvl="0">
-      <w:start w:val="1"/>
-      <w:numFmt w:val="bullet"/>
-      <w:lvlText w:val=""/>
-      <w:lvlJc w:val="left"/>
-      <w:pPr>
-        <w:tabs>
-          <w:tab w:val="num" w:pos="720"/>
-        </w:tabs>
-        <w:ind w:left="720" w:hanging="360"/>
-      </w:pPr>
-      <w:rPr>
-        <w:rFonts w:ascii="Symbol" w:hAnsi="Symbol" w:hint="default"/>
-        <w:sz w:val="20"/>
-      </w:rPr>
-    </w:lvl>
-    <w:lvl w:ilvl="1" w:tentative="1">
-      <w:start w:val="1"/>
-      <w:numFmt w:val="bullet"/>
-      <w:lvlText w:val="o"/>
-      <w:lvlJc w:val="left"/>
-      <w:pPr>
-        <w:tabs>
-          <w:tab w:val="num" w:pos="1440"/>
-        </w:tabs>
-        <w:ind w:left="1440" w:hanging="360"/>
-      </w:pPr>
-      <w:rPr>
-        <w:rFonts w:ascii="Courier New" w:hAnsi="Courier New" w:hint="default"/>
-        <w:sz w:val="20"/>
-      </w:rPr>
-    </w:lvl>
-    <w:lvl w:ilvl="2" w:tentative="1">
-      <w:start w:val="1"/>
-      <w:numFmt w:val="bullet"/>
-      <w:lvlText w:val=""/>
-      <w:lvlJc w:val="left"/>
-      <w:pPr>
-        <w:tabs>
-          <w:tab w:val="num" w:pos="2160"/>
-        </w:tabs>
-        <w:ind w:left="2160" w:hanging="360"/>
-      </w:pPr>
-      <w:rPr>
-        <w:rFonts w:ascii="Wingdings" w:hAnsi="Wingdings" w:hint="default"/>
-        <w:sz w:val="20"/>
-      </w:rPr>
-    </w:lvl>
-    <w:lvl w:ilvl="3" w:tentative="1">
-      <w:start w:val="1"/>
-      <w:numFmt w:val="bullet"/>
-      <w:lvlText w:val=""/>
-      <w:lvlJc w:val="left"/>
-      <w:pPr>
-        <w:tabs>
-          <w:tab w:val="num" w:pos="2880"/>
-        </w:tabs>
-        <w:ind w:left="2880" w:hanging="360"/>
-      </w:pPr>
-      <w:rPr>
-        <w:rFonts w:ascii="Wingdings" w:hAnsi="Wingdings" w:hint="default"/>
-        <w:sz w:val="20"/>
-      </w:rPr>
-    </w:lvl>
-    <w:lvl w:ilvl="4" w:tentative="1">
-      <w:start w:val="1"/>
-      <w:numFmt w:val="bullet"/>
-      <w:lvlText w:val=""/>
-      <w:lvlJc w:val="left"/>
-      <w:pPr>
-        <w:tabs>
-          <w:tab w:val="num" w:pos="3600"/>
-        </w:tabs>
-        <w:ind w:left="3600" w:hanging="360"/>
-      </w:pPr>
-      <w:rPr>
-        <w:rFonts w:ascii="Wingdings" w:hAnsi="Wingdings" w:hint="default"/>
-        <w:sz w:val="20"/>
-      </w:rPr>
-    </w:lvl>
-    <w:lvl w:ilvl="5" w:tentative="1">
-      <w:start w:val="1"/>
-      <w:numFmt w:val="bullet"/>
-      <w:lvlText w:val=""/>
-      <w:lvlJc w:val="left"/>
-      <w:pPr>
-        <w:tabs>
-          <w:tab w:val="num" w:pos="4320"/>
-        </w:tabs>
-        <w:ind w:left="4320" w:hanging="360"/>
-      </w:pPr>
-      <w:rPr>
-        <w:rFonts w:ascii="Wingdings" w:hAnsi="Wingdings" w:hint="default"/>
-        <w:sz w:val="20"/>
-      </w:rPr>
-    </w:lvl>
-    <w:lvl w:ilvl="6" w:tentative="1">
-      <w:start w:val="1"/>
-      <w:numFmt w:val="bullet"/>
-      <w:lvlText w:val=""/>
-      <w:lvlJc w:val="left"/>
-      <w:pPr>
-        <w:tabs>
-          <w:tab w:val="num" w:pos="5040"/>
-        </w:tabs>
-        <w:ind w:left="5040" w:hanging="360"/>
-      </w:pPr>
-      <w:rPr>
-        <w:rFonts w:ascii="Wingdings" w:hAnsi="Wingdings" w:hint="default"/>
-        <w:sz w:val="20"/>
-      </w:rPr>
-    </w:lvl>
-    <w:lvl w:ilvl="7" w:tentative="1">
-      <w:start w:val="1"/>
-      <w:numFmt w:val="bullet"/>
-      <w:lvlText w:val=""/>
-      <w:lvlJc w:val="left"/>
-      <w:pPr>
-        <w:tabs>
-          <w:tab w:val="num" w:pos="5760"/>
-        </w:tabs>
-        <w:ind w:left="5760" w:hanging="360"/>
-      </w:pPr>
-      <w:rPr>
-        <w:rFonts w:ascii="Wingdings" w:hAnsi="Wingdings" w:hint="default"/>
-        <w:sz w:val="20"/>
-      </w:rPr>
-    </w:lvl>
-    <w:lvl w:ilvl="8" w:tentative="1">
-      <w:start w:val="1"/>
-      <w:numFmt w:val="bullet"/>
-      <w:lvlText w:val=""/>
-      <w:lvlJc w:val="left"/>
-      <w:pPr>
-        <w:tabs>
-          <w:tab w:val="num" w:pos="6480"/>
-        </w:tabs>
-        <w:ind w:left="6480" w:hanging="360"/>
-      </w:pPr>
-      <w:rPr>
-        <w:rFonts w:ascii="Wingdings" w:hAnsi="Wingdings" w:hint="default"/>
-        <w:sz w:val="20"/>
-      </w:rPr>
-    </w:lvl>
-  </w:abstractNum>
-  <w:abstractNum w:abstractNumId="1" w15:restartNumberingAfterBreak="0">
-    <w:nsid w:val="446E7A6C"/>
-    <w:multiLevelType w:val="multilevel"/>
-    <w:tmpl w:val="A4D043DC"/>
-    <w:lvl w:ilvl="0">
-      <w:start w:val="1"/>
-      <w:numFmt w:val="bullet"/>
-      <w:lvlText w:val=""/>
-      <w:lvlJc w:val="left"/>
-      <w:pPr>
-        <w:tabs>
-          <w:tab w:val="num" w:pos="720"/>
-        </w:tabs>
-        <w:ind w:left="720" w:hanging="360"/>
-      </w:pPr>
-      <w:rPr>
-        <w:rFonts w:ascii="Symbol" w:hAnsi="Symbol" w:hint="default"/>
-        <w:sz w:val="20"/>
-      </w:rPr>
-    </w:lvl>
-    <w:lvl w:ilvl="1" w:tentative="1">
-      <w:start w:val="1"/>
-      <w:numFmt w:val="bullet"/>
-      <w:lvlText w:val="o"/>
-      <w:lvlJc w:val="left"/>
-      <w:pPr>
-        <w:tabs>
-          <w:tab w:val="num" w:pos="1440"/>
-        </w:tabs>
-        <w:ind w:left="1440" w:hanging="360"/>
-      </w:pPr>
-      <w:rPr>
-        <w:rFonts w:ascii="Courier New" w:hAnsi="Courier New" w:hint="default"/>
-        <w:sz w:val="20"/>
-      </w:rPr>
-    </w:lvl>
-    <w:lvl w:ilvl="2" w:tentative="1">
-      <w:start w:val="1"/>
-      <w:numFmt w:val="bullet"/>
-      <w:lvlText w:val=""/>
-      <w:lvlJc w:val="left"/>
-      <w:pPr>
-        <w:tabs>
-          <w:tab w:val="num" w:pos="2160"/>
-        </w:tabs>
-        <w:ind w:left="2160" w:hanging="360"/>
-      </w:pPr>
-      <w:rPr>
-        <w:rFonts w:ascii="Wingdings" w:hAnsi="Wingdings" w:hint="default"/>
-        <w:sz w:val="20"/>
-      </w:rPr>
-    </w:lvl>
-    <w:lvl w:ilvl="3" w:tentative="1">
-      <w:start w:val="1"/>
-      <w:numFmt w:val="bullet"/>
-      <w:lvlText w:val=""/>
-      <w:lvlJc w:val="left"/>
-      <w:pPr>
-        <w:tabs>
-          <w:tab w:val="num" w:pos="2880"/>
-        </w:tabs>
-        <w:ind w:left="2880" w:hanging="360"/>
-      </w:pPr>
-      <w:rPr>
-        <w:rFonts w:ascii="Wingdings" w:hAnsi="Wingdings" w:hint="default"/>
-        <w:sz w:val="20"/>
-      </w:rPr>
-    </w:lvl>
-    <w:lvl w:ilvl="4" w:tentative="1">
-      <w:start w:val="1"/>
-      <w:numFmt w:val="bullet"/>
-      <w:lvlText w:val=""/>
-      <w:lvlJc w:val="left"/>
-      <w:pPr>
-        <w:tabs>
-          <w:tab w:val="num" w:pos="3600"/>
-        </w:tabs>
-        <w:ind w:left="3600" w:hanging="360"/>
-      </w:pPr>
-      <w:rPr>
-        <w:rFonts w:ascii="Wingdings" w:hAnsi="Wingdings" w:hint="default"/>
-        <w:sz w:val="20"/>
-      </w:rPr>
-    </w:lvl>
-    <w:lvl w:ilvl="5" w:tentative="1">
-      <w:start w:val="1"/>
-      <w:numFmt w:val="bullet"/>
-      <w:lvlText w:val=""/>
-      <w:lvlJc w:val="left"/>
-      <w:pPr>
-        <w:tabs>
-          <w:tab w:val="num" w:pos="4320"/>
-        </w:tabs>
-        <w:ind w:left="4320" w:hanging="360"/>
-      </w:pPr>
-      <w:rPr>
-        <w:rFonts w:ascii="Wingdings" w:hAnsi="Wingdings" w:hint="default"/>
-        <w:sz w:val="20"/>
-      </w:rPr>
-    </w:lvl>
-    <w:lvl w:ilvl="6" w:tentative="1">
-      <w:start w:val="1"/>
-      <w:numFmt w:val="bullet"/>
-      <w:lvlText w:val=""/>
-      <w:lvlJc w:val="left"/>
-      <w:pPr>
-        <w:tabs>
-          <w:tab w:val="num" w:pos="5040"/>
-        </w:tabs>
-        <w:ind w:left="5040" w:hanging="360"/>
-      </w:pPr>
-      <w:rPr>
-        <w:rFonts w:ascii="Wingdings" w:hAnsi="Wingdings" w:hint="default"/>
-        <w:sz w:val="20"/>
-      </w:rPr>
-    </w:lvl>
-    <w:lvl w:ilvl="7" w:tentative="1">
-      <w:start w:val="1"/>
-      <w:numFmt w:val="bullet"/>
-      <w:lvlText w:val=""/>
-      <w:lvlJc w:val="left"/>
-      <w:pPr>
-        <w:tabs>
-          <w:tab w:val="num" w:pos="5760"/>
-        </w:tabs>
-        <w:ind w:left="5760" w:hanging="360"/>
-      </w:pPr>
-      <w:rPr>
-        <w:rFonts w:ascii="Wingdings" w:hAnsi="Wingdings" w:hint="default"/>
-        <w:sz w:val="20"/>
-      </w:rPr>
-    </w:lvl>
-    <w:lvl w:ilvl="8" w:tentative="1">
-      <w:start w:val="1"/>
-      <w:numFmt w:val="bullet"/>
-      <w:lvlText w:val=""/>
-      <w:lvlJc w:val="left"/>
-      <w:pPr>
-        <w:tabs>
-          <w:tab w:val="num" w:pos="6480"/>
-        </w:tabs>
-        <w:ind w:left="6480" w:hanging="360"/>
-      </w:pPr>
-      <w:rPr>
-        <w:rFonts w:ascii="Wingdings" w:hAnsi="Wingdings" w:hint="default"/>
-        <w:sz w:val="20"/>
-      </w:rPr>
-    </w:lvl>
-  </w:abstractNum>
-  <w:num w:numId="1" w16cid:durableId="1616516553">
-    <w:abstractNumId w:val="1"/>
-  </w:num>
-  <w:num w:numId="2" w16cid:durableId="133258494">
-    <w:abstractNumId w:val="0"/>
-  </w:num>
-</w:numbering>
 </file>
 
 <file path=word/styles.xml><?xml version="1.0" encoding="utf-8"?>
@@ -1324,6 +510,7 @@
     <w:next w:val="Normal"/>
     <w:link w:val="Heading3Char"/>
     <w:uiPriority w:val="9"/>
+    <w:semiHidden/>
     <w:unhideWhenUsed/>
     <w:qFormat/>
     <w:rsid w:val="003F3A85"/>
@@ -1531,6 +718,7 @@
     <w:basedOn w:val="DefaultParagraphFont"/>
     <w:link w:val="Heading3"/>
     <w:uiPriority w:val="9"/>
+    <w:semiHidden/>
     <w:rsid w:val="003F3A85"/>
     <w:rPr>
       <w:rFonts w:eastAsiaTheme="majorEastAsia" w:cstheme="majorBidi"/>
@@ -1786,35 +974,6 @@
       <w:smallCaps/>
       <w:color w:val="0F4761" w:themeColor="accent1" w:themeShade="BF"/>
       <w:spacing w:val="5"/>
-    </w:rPr>
-  </w:style>
-  <w:style w:type="paragraph" w:customStyle="1" w:styleId="first-token">
-    <w:name w:val="first-token"/>
-    <w:basedOn w:val="Normal"/>
-    <w:rsid w:val="002614F5"/>
-    <w:pPr>
-      <w:spacing w:before="100" w:beforeAutospacing="1" w:after="100" w:afterAutospacing="1" w:line="240" w:lineRule="auto"/>
-    </w:pPr>
-    <w:rPr>
-      <w:rFonts w:ascii="Times New Roman" w:eastAsia="Times New Roman" w:hAnsi="Times New Roman" w:cs="Times New Roman"/>
-      <w:kern w:val="0"/>
-      <w14:ligatures w14:val="none"/>
-    </w:rPr>
-  </w:style>
-  <w:style w:type="paragraph" w:styleId="NormalWeb">
-    <w:name w:val="Normal (Web)"/>
-    <w:basedOn w:val="Normal"/>
-    <w:uiPriority w:val="99"/>
-    <w:semiHidden/>
-    <w:unhideWhenUsed/>
-    <w:rsid w:val="002614F5"/>
-    <w:pPr>
-      <w:spacing w:before="100" w:beforeAutospacing="1" w:after="100" w:afterAutospacing="1" w:line="240" w:lineRule="auto"/>
-    </w:pPr>
-    <w:rPr>
-      <w:rFonts w:ascii="Times New Roman" w:eastAsia="Times New Roman" w:hAnsi="Times New Roman" w:cs="Times New Roman"/>
-      <w:kern w:val="0"/>
-      <w14:ligatures w14:val="none"/>
     </w:rPr>
   </w:style>
 </w:styles>
